--- a/docs/docx/report-draft.docx
+++ b/docs/docx/report-draft.docx
@@ -940,7 +940,7 @@
         <w:t xml:space="preserve"> </w:t>
       </w:r>
       <w:r>
-        <w:t xml:space="preserve">is marked contestable.</w:t>
+        <w:t xml:space="preserve">is marked contestable. The provider is a Signatory—the Commission’s own Vademecum of the Signatory Taskforce lists it—so Measure 9.3’s periods are the ones a report would be measured against; for a provider that was not, only “without undue delay” would apply, with no period at all, which is what Amendment 3 answers.</w:t>
       </w:r>
     </w:p>
     <w:p>
@@ -1137,7 +1137,7 @@
         <w:pStyle w:val="BodyText"/>
       </w:pPr>
       <w:r>
-        <w:t xml:space="preserve">What is automated is checking, not judgement. The tools will say a citation does not resolve, a quotation is not in the document, a count has drifted, an inference has no named defeater; they will never say an inference is wrong. Every one of the twenty-seven errors in the log passed every check that existed when it was made, and that will remain true on the next incident. The method, the log and the reusable layer are at Appendix H.</w:t>
+        <w:t xml:space="preserve">What is automated is checking, not judgement. The tools will say a citation does not resolve, a quotation is not in the document, a count has drifted, an inference has no named defeater; they will never say an inference is wrong. Every one of the twenty-seven errors in the log passed every check that existed when it was made, and that will remain true on the next incident. What the corrections did to the findings is uneven and should be said: the instrumentation finding—the form has no awareness field—has not moved through any of them; the scope finding has narrowed twice, from “attach” to “attach by a recital” to “attach if three facts hold”, and the narrowing is the finding. The method, the log and the reusable layer are at Appendix H.</w:t>
       </w:r>
     </w:p>
     <w:p>
@@ -1204,6 +1204,66 @@
           <w:rStyle w:val="VerbatimChar"/>
         </w:rPr>
         <w:t xml:space="preserve">inf-opinion-construes</w:t>
+      </w:r>
+      <w:r>
+        <w:t xml:space="preserve">. The four steps the register marks contestable, weakest first, with what would defeat each:</w:t>
+      </w:r>
+      <w:r>
+        <w:t xml:space="preserve"> </w:t>
+      </w:r>
+      <w:r>
+        <w:rPr>
+          <w:rStyle w:val="VerbatimChar"/>
+        </w:rPr>
+        <w:t xml:space="preserve">inf-placement-event</w:t>
+      </w:r>
+      <w:r>
+        <w:t xml:space="preserve">—the record already denies one of its three routes, and Requests 2b and 4a are what would establish another;</w:t>
+      </w:r>
+      <w:r>
+        <w:t xml:space="preserve"> </w:t>
+      </w:r>
+      <w:r>
+        <w:rPr>
+          <w:rStyle w:val="VerbatimChar"/>
+        </w:rPr>
+        <w:t xml:space="preserve">inf-union-nexus</w:t>
+      </w:r>
+      <w:r>
+        <w:t xml:space="preserve">—nothing in the record addresses it, and a third-country provider is where it bites;</w:t>
+      </w:r>
+      <w:r>
+        <w:t xml:space="preserve"> </w:t>
+      </w:r>
+      <w:r>
+        <w:rPr>
+          <w:rStyle w:val="VerbatimChar"/>
+        </w:rPr>
+        <w:t xml:space="preserve">inf-opinion-construes</w:t>
+      </w:r>
+      <w:r>
+        <w:t xml:space="preserve">—the competing reading that Opinion ¶(33) summarises the Code rather than construes the Act, favoured by “may” and “typically”;</w:t>
+      </w:r>
+      <w:r>
+        <w:t xml:space="preserve"> </w:t>
+      </w:r>
+      <w:r>
+        <w:rPr>
+          <w:rStyle w:val="VerbatimChar"/>
+        </w:rPr>
+        <w:t xml:space="preserve">inf-scaffolding-attribution</w:t>
+      </w:r>
+      <w:r>
+        <w:t xml:space="preserve">—that the harness was another actor’s, blunted here by the provider’s own account and by “directly or indirectly” in every applicable instrument. The full list is</w:t>
+      </w:r>
+      <w:r>
+        <w:t xml:space="preserve"> </w:t>
+      </w:r>
+      <w:r>
+        <w:rPr>
+          <w:rStyle w:val="VerbatimChar"/>
+        </w:rPr>
+        <w:t xml:space="preserve">instrument/what-the-provider-will-say.md</w:t>
       </w:r>
       <w:r>
         <w:t xml:space="preserve">.</w:t>
@@ -3059,6 +3119,186 @@
         <w:t xml:space="preserve">The Guidelines were read in the published English text (C(2025) 7719 final, 19 November 2025) and are cited here by their own paragraph numbers. Worth recording as a negative finding: the Guidelines reproduce the Article 3, point (63) research exclusion when setting out the definition and nowhere condition or gloss it. The “sole purpose” qualifier appears in Recital 97 and not in the Guidelines, where the phrase does not occur at all.</w:t>
       </w:r>
     </w:p>
+    <w:p>
+      <w:pPr>
+        <w:pStyle w:val="BodyText"/>
+      </w:pPr>
+      <w:r>
+        <w:rPr>
+          <w:b/>
+        </w:rPr>
+        <w:t xml:space="preserve">The absences that matter most, with their bounds.</w:t>
+      </w:r>
+    </w:p>
+    <w:tbl>
+      <w:tblPr>
+        <w:tblStyle w:val="Table"/>
+        <w:tblW w:type="pct" w:w="0.0"/>
+        <w:tblLook w:firstRow="1"/>
+      </w:tblPr>
+      <w:tblGrid/>
+      <w:tr>
+        <w:trPr>
+          <w:cnfStyle w:firstRow="1"/>
+        </w:trPr>
+        <w:tc>
+          <w:tcPr>
+            <w:tcBorders>
+              <w:bottom w:val="single"/>
+            </w:tcBorders>
+            <w:vAlign w:val="bottom"/>
+          </w:tcPr>
+          <w:p>
+            <w:pPr>
+              <w:pStyle w:val="Compact"/>
+              <w:jc w:val="left"/>
+            </w:pPr>
+            <w:r>
+              <w:t xml:space="preserve">Absence</w:t>
+            </w:r>
+          </w:p>
+        </w:tc>
+        <w:tc>
+          <w:tcPr>
+            <w:tcBorders>
+              <w:bottom w:val="single"/>
+            </w:tcBorders>
+            <w:vAlign w:val="bottom"/>
+          </w:tcPr>
+          <w:p>
+            <w:pPr>
+              <w:pStyle w:val="Compact"/>
+              <w:jc w:val="left"/>
+            </w:pPr>
+            <w:r>
+              <w:t xml:space="preserve">As of</w:t>
+            </w:r>
+          </w:p>
+        </w:tc>
+        <w:tc>
+          <w:tcPr>
+            <w:tcBorders>
+              <w:bottom w:val="single"/>
+            </w:tcBorders>
+            <w:vAlign w:val="bottom"/>
+          </w:tcPr>
+          <w:p>
+            <w:pPr>
+              <w:pStyle w:val="Compact"/>
+              <w:jc w:val="left"/>
+            </w:pPr>
+            <w:r>
+              <w:t xml:space="preserve">Corpus searched</w:t>
+            </w:r>
+          </w:p>
+        </w:tc>
+      </w:tr>
+      <w:tr>
+        <w:tc>
+          <w:p>
+            <w:pPr>
+              <w:pStyle w:val="Compact"/>
+              <w:jc w:val="left"/>
+            </w:pPr>
+            <w:r>
+              <w:t xml:space="preserve">The research model’s training compute, and whether any Article 52(1) notification was made</w:t>
+            </w:r>
+          </w:p>
+        </w:tc>
+        <w:tc>
+          <w:p>
+            <w:pPr>
+              <w:pStyle w:val="Compact"/>
+              <w:jc w:val="left"/>
+            </w:pPr>
+            <w:r>
+              <w:t xml:space="preserve">12 Sep 2026</w:t>
+            </w:r>
+          </w:p>
+        </w:tc>
+        <w:tc>
+          <w:p>
+            <w:pPr>
+              <w:pStyle w:val="Compact"/>
+              <w:jc w:val="left"/>
+            </w:pPr>
+            <w:r>
+              <w:t xml:space="preserve">English-language web search on the provider, “Article 52”, “notification”, “AI Office”; the six incident-record documents</w:t>
+            </w:r>
+          </w:p>
+        </w:tc>
+      </w:tr>
+      <w:tr>
+        <w:tc>
+          <w:p>
+            <w:pPr>
+              <w:pStyle w:val="Compact"/>
+              <w:jc w:val="left"/>
+            </w:pPr>
+            <w:r>
+              <w:t xml:space="preserve">Whether the model was ever integrated into an own system put into service, and where</w:t>
+            </w:r>
+          </w:p>
+        </w:tc>
+        <w:tc>
+          <w:p>
+            <w:pPr>
+              <w:pStyle w:val="Compact"/>
+              <w:jc w:val="left"/>
+            </w:pPr>
+            <w:r>
+              <w:t xml:space="preserve">13 Sep 2026</w:t>
+            </w:r>
+          </w:p>
+        </w:tc>
+        <w:tc>
+          <w:p>
+            <w:pPr>
+              <w:pStyle w:val="Compact"/>
+              <w:jc w:val="left"/>
+            </w:pPr>
+            <w:r>
+              <w:t xml:space="preserve">The six incident-record documents, searched for “deploy”, “internal”, “Union”, “Europe”; the Guidelines and Q&amp;A</w:t>
+            </w:r>
+          </w:p>
+        </w:tc>
+      </w:tr>
+      <w:tr>
+        <w:tc>
+          <w:p>
+            <w:pPr>
+              <w:pStyle w:val="Compact"/>
+              <w:jc w:val="left"/>
+            </w:pPr>
+            <w:r>
+              <w:t xml:space="preserve">Whether, when and under what provision any report on either episode reached the AI Office</w:t>
+            </w:r>
+          </w:p>
+        </w:tc>
+        <w:tc>
+          <w:p>
+            <w:pPr>
+              <w:pStyle w:val="Compact"/>
+              <w:jc w:val="left"/>
+            </w:pPr>
+            <w:r>
+              <w:t xml:space="preserve">12–13 Sep 2026</w:t>
+            </w:r>
+          </w:p>
+        </w:tc>
+        <w:tc>
+          <w:p>
+            <w:pPr>
+              <w:pStyle w:val="Compact"/>
+              <w:jc w:val="left"/>
+            </w:pPr>
+            <w:r>
+              <w:t xml:space="preserve">The six incident-record documents; the spokesperson’s statement of 7 Sep as reported, which refuses the date and contents and is silent on the provision</w:t>
+            </w:r>
+          </w:p>
+        </w:tc>
+      </w:tr>
+    </w:tbl>
     <w:p>
       <w:pPr>
         <w:pStyle w:val="BodyText"/>

--- a/docs/docx/report-draft.docx
+++ b/docs/docx/report-draft.docx
@@ -351,6 +351,31 @@
         <w:rPr>
           <w:b/>
         </w:rPr>
+        <w:t xml:space="preserve">The power is already in use, and on this ground.</w:t>
+      </w:r>
+      <w:r>
+        <w:t xml:space="preserve"> </w:t>
+      </w:r>
+      <w:r>
+        <w:t xml:space="preserve">On 1 September 2026 the Commission stated that the AI Office had sent its first requests for information to more than 30 providers; they come, the reporting agency records, “after several incidents involving AI models that occurred this summer”, and its spokesperson described two strands, the first of which “concerns safety and security, notably the use of and the most advanced AI models” (Agence Europe, 2026). Article 91 is therefore not a route proposed here in the abstract: it is the instrument the AI Office reached for first, on this subject, weeks after the episodes analysed in this report.</w:t>
+      </w:r>
+    </w:p>
+    <w:p>
+      <w:pPr>
+        <w:pStyle w:val="BodyText"/>
+      </w:pPr>
+      <w:r>
+        <w:t xml:space="preserve">What the attached request adds is specificity. On the only public account of what those requests ask—how providers prevent their models being stolen, how much access external evaluators get, how usage is monitored once a model is public—none of the three reaches the question this analysis turns on, which is whether the model was ever integrated into an own AI system put into service. A request written across thirty providers cannot ask that. An incident-specific one can, and it is the first thing this one asks.</w:t>
+      </w:r>
+    </w:p>
+    <w:p>
+      <w:pPr>
+        <w:pStyle w:val="BodyText"/>
+      </w:pPr>
+      <w:r>
+        <w:rPr>
+          <w:b/>
+        </w:rPr>
         <w:t xml:space="preserve">Ask the three facts, in order.</w:t>
       </w:r>
       <w:r>
@@ -1322,6 +1347,43 @@
         <w:pStyle w:val="FirstParagraph"/>
       </w:pPr>
       <w:r>
+        <w:t xml:space="preserve">Agence Europe (2026) ‘European Commission sends first requests for information to more than 30 AI providers’,</w:t>
+      </w:r>
+      <w:r>
+        <w:t xml:space="preserve"> </w:t>
+      </w:r>
+      <w:r>
+        <w:rPr>
+          <w:i/>
+        </w:rPr>
+        <w:t xml:space="preserve">Europe Daily Bulletin</w:t>
+      </w:r>
+      <w:r>
+        <w:t xml:space="preserve">, No. 13929, 3 September. Available at:</w:t>
+      </w:r>
+      <w:r>
+        <w:t xml:space="preserve"> </w:t>
+      </w:r>
+      <w:hyperlink r:id="rId34">
+        <w:r>
+          <w:rPr>
+            <w:rStyle w:val="Hyperlink"/>
+          </w:rPr>
+          <w:t xml:space="preserve">https://agenceurope.eu/en/bulletin/article/13929/31/european-commission-sends-first-requests-for-information-to-more-than-30-ai-providers</w:t>
+        </w:r>
+      </w:hyperlink>
+      <w:r>
+        <w:t xml:space="preserve"> </w:t>
+      </w:r>
+      <w:r>
+        <w:t xml:space="preserve">(Accessed: 13 September 2026).</w:t>
+      </w:r>
+    </w:p>
+    <w:p>
+      <w:pPr>
+        <w:pStyle w:val="BodyText"/>
+      </w:pPr>
+      <w:r>
         <w:t xml:space="preserve">Anthropic (2026)</w:t>
       </w:r>
       <w:r>
@@ -1339,7 +1401,7 @@
       <w:r>
         <w:t xml:space="preserve"> </w:t>
       </w:r>
-      <w:hyperlink r:id="rId34">
+      <w:hyperlink r:id="rId35">
         <w:r>
           <w:rPr>
             <w:rStyle w:val="Hyperlink"/>
@@ -1376,7 +1438,7 @@
       <w:r>
         <w:t xml:space="preserve"> </w:t>
       </w:r>
-      <w:hyperlink r:id="rId35">
+      <w:hyperlink r:id="rId36">
         <w:r>
           <w:rPr>
             <w:rStyle w:val="Hyperlink"/>
@@ -1413,7 +1475,7 @@
       <w:r>
         <w:t xml:space="preserve"> </w:t>
       </w:r>
-      <w:hyperlink r:id="rId36">
+      <w:hyperlink r:id="rId37">
         <w:r>
           <w:rPr>
             <w:rStyle w:val="Hyperlink"/>
@@ -1438,7 +1500,7 @@
       <w:r>
         <w:t xml:space="preserve"> </w:t>
       </w:r>
-      <w:hyperlink r:id="rId37">
+      <w:hyperlink r:id="rId38">
         <w:r>
           <w:rPr>
             <w:rStyle w:val="Hyperlink"/>
@@ -1469,7 +1531,7 @@
       <w:r>
         <w:t xml:space="preserve"> </w:t>
       </w:r>
-      <w:hyperlink r:id="rId38">
+      <w:hyperlink r:id="rId39">
         <w:r>
           <w:rPr>
             <w:rStyle w:val="Hyperlink"/>
@@ -1526,7 +1588,7 @@
       <w:r>
         <w:t xml:space="preserve"> </w:t>
       </w:r>
-      <w:hyperlink r:id="rId39">
+      <w:hyperlink r:id="rId40">
         <w:r>
           <w:rPr>
             <w:rStyle w:val="Hyperlink"/>
@@ -1563,7 +1625,7 @@
       <w:r>
         <w:t xml:space="preserve"> </w:t>
       </w:r>
-      <w:hyperlink r:id="rId40">
+      <w:hyperlink r:id="rId41">
         <w:r>
           <w:rPr>
             <w:rStyle w:val="Hyperlink"/>
@@ -1600,7 +1662,7 @@
       <w:r>
         <w:t xml:space="preserve"> </w:t>
       </w:r>
-      <w:hyperlink r:id="rId41">
+      <w:hyperlink r:id="rId42">
         <w:r>
           <w:rPr>
             <w:rStyle w:val="Hyperlink"/>
@@ -1637,7 +1699,7 @@
       <w:r>
         <w:t xml:space="preserve"> </w:t>
       </w:r>
-      <w:hyperlink r:id="rId42">
+      <w:hyperlink r:id="rId43">
         <w:r>
           <w:rPr>
             <w:rStyle w:val="Hyperlink"/>
@@ -1674,7 +1736,7 @@
       <w:r>
         <w:t xml:space="preserve"> </w:t>
       </w:r>
-      <w:hyperlink r:id="rId43">
+      <w:hyperlink r:id="rId44">
         <w:r>
           <w:rPr>
             <w:rStyle w:val="Hyperlink"/>
@@ -1711,7 +1773,7 @@
       <w:r>
         <w:t xml:space="preserve"> </w:t>
       </w:r>
-      <w:hyperlink r:id="rId44">
+      <w:hyperlink r:id="rId45">
         <w:r>
           <w:rPr>
             <w:rStyle w:val="Hyperlink"/>
@@ -1780,7 +1842,7 @@
       <w:r>
         <w:t xml:space="preserve"> </w:t>
       </w:r>
-      <w:hyperlink r:id="rId45">
+      <w:hyperlink r:id="rId46">
         <w:r>
           <w:rPr>
             <w:rStyle w:val="Hyperlink"/>
@@ -1799,7 +1861,7 @@
       <w:r>
         <w:t xml:space="preserve"> </w:t>
       </w:r>
-      <w:hyperlink r:id="rId46">
+      <w:hyperlink r:id="rId47">
         <w:r>
           <w:rPr>
             <w:rStyle w:val="Hyperlink"/>
@@ -1819,6 +1881,31 @@
         <w:pStyle w:val="BodyText"/>
       </w:pPr>
       <w:r>
+        <w:t xml:space="preserve">Uuk, R. (2026) ‘The EU AI Act Newsletter #110: Powers in Practice’, 8 September. Future of Life Institute. Available at:</w:t>
+      </w:r>
+      <w:r>
+        <w:t xml:space="preserve"> </w:t>
+      </w:r>
+      <w:hyperlink r:id="rId48">
+        <w:r>
+          <w:rPr>
+            <w:rStyle w:val="Hyperlink"/>
+          </w:rPr>
+          <w:t xml:space="preserve">https://artificialintelligenceact.substack.com/p/the-eu-ai-act-newsletter-110-powers</w:t>
+        </w:r>
+      </w:hyperlink>
+      <w:r>
+        <w:t xml:space="preserve"> </w:t>
+      </w:r>
+      <w:r>
+        <w:t xml:space="preserve">(Accessed: 13 September 2026).</w:t>
+      </w:r>
+    </w:p>
+    <w:p>
+      <w:pPr>
+        <w:pStyle w:val="BodyText"/>
+      </w:pPr>
+      <w:r>
         <w:t xml:space="preserve">Von Arx, S. et al. (2026)</w:t>
       </w:r>
       <w:r>
@@ -1836,7 +1923,7 @@
       <w:r>
         <w:t xml:space="preserve"> </w:t>
       </w:r>
-      <w:hyperlink r:id="rId47">
+      <w:hyperlink r:id="rId49">
         <w:r>
           <w:rPr>
             <w:rStyle w:val="Hyperlink"/>
@@ -1853,7 +1940,7 @@
       <w:r>
         <w:t xml:space="preserve"> </w:t>
       </w:r>
-      <w:hyperlink r:id="rId48">
+      <w:hyperlink r:id="rId50">
         <w:r>
           <w:rPr>
             <w:rStyle w:val="Hyperlink"/>
@@ -1909,7 +1996,7 @@
       <w:pPr>
         <w:pStyle w:val="Heading2"/>
       </w:pPr>
-      <w:bookmarkStart w:id="49" w:name="Xd30e20a051985fc8e754502360db59eb120ca9e"/>
+      <w:bookmarkStart w:id="51" w:name="Xd30e20a051985fc8e754502360db59eb120ca9e"/>
       <w:r>
         <w:t xml:space="preserve">Appendix A: Limitations and dual-use considerations</w:t>
       </w:r>
@@ -1922,17 +2009,17 @@
         </w:rPr>
         <w:t xml:space="preserve">(required)</w:t>
       </w:r>
-      <w:bookmarkEnd w:id="49"/>
+      <w:bookmarkEnd w:id="51"/>
     </w:p>
     <w:p>
       <w:pPr>
         <w:pStyle w:val="Heading3"/>
       </w:pPr>
-      <w:bookmarkStart w:id="50" w:name="a1-what-this-cannot-establish"/>
+      <w:bookmarkStart w:id="52" w:name="a1-what-this-cannot-establish"/>
       <w:r>
         <w:t xml:space="preserve">A.1 What this cannot establish</w:t>
       </w:r>
-      <w:bookmarkEnd w:id="50"/>
+      <w:bookmarkEnd w:id="52"/>
     </w:p>
     <w:p>
       <w:pPr>
@@ -1970,11 +2057,11 @@
       <w:pPr>
         <w:pStyle w:val="Heading3"/>
       </w:pPr>
-      <w:bookmarkStart w:id="51" w:name="a2-access-asymmetry"/>
+      <w:bookmarkStart w:id="53" w:name="a2-access-asymmetry"/>
       <w:r>
         <w:t xml:space="preserve">A.2 Access asymmetry</w:t>
       </w:r>
-      <w:bookmarkEnd w:id="51"/>
+      <w:bookmarkEnd w:id="53"/>
     </w:p>
     <w:p>
       <w:pPr>
@@ -1988,11 +2075,11 @@
       <w:pPr>
         <w:pStyle w:val="Heading3"/>
       </w:pPr>
-      <w:bookmarkStart w:id="52" w:name="Xe9b575d18f7190753dea57c3b0b08ecacf791fc"/>
+      <w:bookmarkStart w:id="54" w:name="Xe9b575d18f7190753dea57c3b0b08ecacf791fc"/>
       <w:r>
         <w:t xml:space="preserve">A.3 Dual use: aggregation rather than disclosure</w:t>
       </w:r>
-      <w:bookmarkEnd w:id="52"/>
+      <w:bookmarkEnd w:id="54"/>
     </w:p>
     <w:p>
       <w:pPr>
@@ -2006,11 +2093,11 @@
       <w:pPr>
         <w:pStyle w:val="Heading3"/>
       </w:pPr>
-      <w:bookmarkStart w:id="53" w:name="a4-dual-use-the-instrument"/>
+      <w:bookmarkStart w:id="55" w:name="a4-dual-use-the-instrument"/>
       <w:r>
         <w:t xml:space="preserve">A.4 Dual use: the instrument</w:t>
       </w:r>
-      <w:bookmarkEnd w:id="53"/>
+      <w:bookmarkEnd w:id="55"/>
     </w:p>
     <w:p>
       <w:pPr>
@@ -2024,11 +2111,11 @@
       <w:pPr>
         <w:pStyle w:val="Heading3"/>
       </w:pPr>
-      <w:bookmarkStart w:id="54" w:name="a5-dual-use-the-scope-analysis"/>
+      <w:bookmarkStart w:id="56" w:name="a5-dual-use-the-scope-analysis"/>
       <w:r>
         <w:t xml:space="preserve">A.5 Dual use: the scope analysis</w:t>
       </w:r>
-      <w:bookmarkEnd w:id="54"/>
+      <w:bookmarkEnd w:id="56"/>
     </w:p>
     <w:p>
       <w:pPr>
@@ -2057,11 +2144,11 @@
       <w:pPr>
         <w:pStyle w:val="Heading3"/>
       </w:pPr>
-      <w:bookmarkStart w:id="55" w:name="a6-even-handedness"/>
+      <w:bookmarkStart w:id="57" w:name="a6-even-handedness"/>
       <w:r>
         <w:t xml:space="preserve">A.6 Even-handedness</w:t>
       </w:r>
-      <w:bookmarkEnd w:id="55"/>
+      <w:bookmarkEnd w:id="57"/>
     </w:p>
     <w:p>
       <w:pPr>
@@ -2075,11 +2162,11 @@
       <w:pPr>
         <w:pStyle w:val="Heading2"/>
       </w:pPr>
-      <w:bookmarkStart w:id="56" w:name="X513b2a492d4a07e874122f31255f7fe93a9508e"/>
+      <w:bookmarkStart w:id="58" w:name="X513b2a492d4a07e874122f31255f7fe93a9508e"/>
       <w:r>
         <w:t xml:space="preserve">Appendix B: Comparative table, three regimes</w:t>
       </w:r>
-      <w:bookmarkEnd w:id="56"/>
+      <w:bookmarkEnd w:id="58"/>
     </w:p>
     <w:p>
       <w:pPr>
@@ -2093,11 +2180,11 @@
       <w:pPr>
         <w:pStyle w:val="Heading2"/>
       </w:pPr>
-      <w:bookmarkStart w:id="57" w:name="appendix-c-llm-usage-disclosure"/>
+      <w:bookmarkStart w:id="59" w:name="appendix-c-llm-usage-disclosure"/>
       <w:r>
         <w:t xml:space="preserve">Appendix C: LLM usage disclosure</w:t>
       </w:r>
-      <w:bookmarkEnd w:id="57"/>
+      <w:bookmarkEnd w:id="59"/>
     </w:p>
     <w:p>
       <w:pPr>
@@ -2160,11 +2247,11 @@
       <w:pPr>
         <w:pStyle w:val="Heading2"/>
       </w:pPr>
-      <w:bookmarkStart w:id="58" w:name="appendix-d-author-contributions"/>
+      <w:bookmarkStart w:id="60" w:name="appendix-d-author-contributions"/>
       <w:r>
         <w:t xml:space="preserve">Appendix D: Author contributions</w:t>
       </w:r>
-      <w:bookmarkEnd w:id="58"/>
+      <w:bookmarkEnd w:id="60"/>
     </w:p>
     <w:p>
       <w:pPr>
@@ -2178,11 +2265,11 @@
       <w:pPr>
         <w:pStyle w:val="Heading2"/>
       </w:pPr>
-      <w:bookmarkStart w:id="59" w:name="appendix-e-artifact"/>
+      <w:bookmarkStart w:id="61" w:name="appendix-e-artifact"/>
       <w:r>
         <w:t xml:space="preserve">Appendix E: Artifact</w:t>
       </w:r>
-      <w:bookmarkEnd w:id="59"/>
+      <w:bookmarkEnd w:id="61"/>
     </w:p>
     <w:p>
       <w:pPr>
@@ -2395,11 +2482,11 @@
       <w:pPr>
         <w:pStyle w:val="Heading2"/>
       </w:pPr>
-      <w:bookmarkStart w:id="60" w:name="X6600875308730139880dbac9b1615afef6cde9b"/>
+      <w:bookmarkStart w:id="62" w:name="X6600875308730139880dbac9b1615afef6cde9b"/>
       <w:r>
         <w:t xml:space="preserve">Appendix F: the Commission’s serious-incident template, filled from the public record</w:t>
       </w:r>
-      <w:bookmarkEnd w:id="60"/>
+      <w:bookmarkEnd w:id="62"/>
     </w:p>
     <w:p>
       <w:pPr>
@@ -3096,11 +3183,11 @@
       <w:pPr>
         <w:pStyle w:val="Heading2"/>
       </w:pPr>
-      <w:bookmarkStart w:id="61" w:name="Xb09854c37ac5b84144064c0a1b18c4ef201ec68"/>
+      <w:bookmarkStart w:id="63" w:name="Xb09854c37ac5b84144064c0a1b18c4ef201ec68"/>
       <w:r>
         <w:t xml:space="preserve">Appendix G: notes on sourcing, the register, and bounded absences</w:t>
       </w:r>
-      <w:bookmarkEnd w:id="61"/>
+      <w:bookmarkEnd w:id="63"/>
     </w:p>
     <w:p>
       <w:pPr>
@@ -3364,11 +3451,11 @@
       <w:pPr>
         <w:pStyle w:val="Heading2"/>
       </w:pPr>
-      <w:bookmarkStart w:id="62" w:name="X09d5e2bfdb67fe9ae4669d2f79f1834b11b30a3"/>
+      <w:bookmarkStart w:id="64" w:name="X09d5e2bfdb67fe9ae4669d2f79f1834b11b30a3"/>
       <w:r>
         <w:t xml:space="preserve">Appendix H: the method, the corrections log, and what transfers</w:t>
       </w:r>
-      <w:bookmarkEnd w:id="62"/>
+      <w:bookmarkEnd w:id="64"/>
     </w:p>
     <w:p>
       <w:pPr>

--- a/docs/docx/report-draft.docx
+++ b/docs/docx/report-draft.docx
@@ -148,7 +148,7 @@
         <w:t xml:space="preserve"> </w:t>
       </w:r>
       <w:r>
-        <w:t xml:space="preserve">On the Commission’s reading they attach, and the route is the finding. Recital 97 supplies a “sole purpose” qualifier and three conditions that Article 3, point (63) does not contain, and deems a model integrated into its provider’s own AI system put into service to be placed on the market, with the internal-use exception unavailable to a model carrying systemic risk. That route needs three facts. That the model carries systemic risk, which turns on a training-compute figure nobody outside the provider knows. That there was a placement event—integration into an own system put into service, an intention to place, or a shared pre-training run with a model that was placed—where the provider says the model was “not intended for public release”. And that the placement was in the Union, which no account addresses. If all three hold, a two-week notification duty under Article 52(1) was engaged during development. If any fails, the research model is outside Chapter V on the Commission’s own reading and the case is a legislative one. Nobody outside the provider can say which, and the Regulation contains the instrument for asking.</w:t>
+        <w:t xml:space="preserve">On the Commission’s reading they attach, and the route is the finding. Recital 97 supplies a “sole purpose” qualifier and three conditions that Article 3, point (63) does not contain, and deems a model integrated into its provider’s own AI system put into service to be placed on the market, with the internal-use exception unavailable to a model carrying systemic risk. That route needs three facts. That the model carries systemic risk, which turns on a training-compute figure nobody outside the provider knows. That there was a placement event—integration into an own system put into service, an intention to place, or a shared pre-training run with a model that was placed—where the provider says the model was “not intended for public release”. And that the placement was in the Union, which no account addresses (as of 13 September 2026, across the six incident-record documents held here; Appendix G tables the corpus and the terms). If all three hold, a two-week notification duty under Article 52(1) was engaged during development. If any fails, the research model is outside Chapter V on the Commission’s own reading and the case is a legislative one. Nobody outside the provider can say which, and the Regulation contains the instrument for asking.</w:t>
       </w:r>
     </w:p>
     <w:p>
@@ -736,7 +736,7 @@
         <w:t xml:space="preserve">Systemic risk</w:t>
       </w:r>
       <w:r>
-        <w:t xml:space="preserve">: Article 51(2) presumes it above 10²⁵ FLOP, and nobody outside the provider knows the figure.</w:t>
+        <w:t xml:space="preserve">: Article 51(2) presumes it above 10²⁵ FLOP, and no public source gives the figure (as of 13 September 2026; corpus at Appendix G).</w:t>
       </w:r>
       <w:r>
         <w:t xml:space="preserve"> </w:t>
@@ -1033,6 +1033,67 @@
       </w:r>
       <w:r>
         <w:t xml:space="preserve">, tracking Article 73(2), where Measure 9.3 runs from awareness of the model’s involvement. Both high-risk documents are consultation drafts of 26 September 2025 with no final version linked as of 12 September 2026. And the regime they serve is not yet in application: Article 73 has applied only since 2 August 2026, Article 75(1a) since 27 July 2026, and the Omnibus deferred the high-risk classification both depend on to 2 December 2027 and 2 August 2028. Article 75(1), point (a) makes the AI Office exclusively competent for AI systems “based on general-purpose AI models where the model and the system are developed by the same provider, or by providers forming part of the same undertaking”, and Article 75(1a) routes those systems’ serious incidents to the same AI Office that Article 55(1), point (c) reaches: one body, two regimes differing in clock, trigger and form, meeting only where the system is high-risk. As a claim about structure that needs nothing from §5.1; as a claim about this incident it needs both the scope finding and the attribution step, and the report keeps the two apart. The comparison is between two drafting choices, not two live regimes—and the amended template closes it from the model side without waiting for either.</w:t>
+      </w:r>
+    </w:p>
+    <w:p>
+      <w:pPr>
+        <w:pStyle w:val="BodyText"/>
+      </w:pPr>
+      <w:r>
+        <w:rPr>
+          <w:b/>
+        </w:rPr>
+        <w:t xml:space="preserve">Whose obligation this is, and what changes if a provider has not signed.</w:t>
+      </w:r>
+      <w:r>
+        <w:t xml:space="preserve"> </w:t>
+      </w:r>
+      <w:r>
+        <w:t xml:space="preserve">The Code binds Signatories, and this provider is recorded as a full signatory to all chapters without limitation—in a third-party registry and in the Commission’s own Vademecum of the GPAI Signatory Taskforce, whose list of participating signatories is the primary of the two. Two things follow and a third does not. Measure 9.3’s periods run against this provider, and Article 55(2)’s first branch applies, so the artefacts the Code requires should exist. A provider that had not signed would be in the same position on</w:t>
+      </w:r>
+      <w:r>
+        <w:t xml:space="preserve"> </w:t>
+      </w:r>
+      <w:r>
+        <w:rPr>
+          <w:b/>
+        </w:rPr>
+        <w:t xml:space="preserve">what</w:t>
+      </w:r>
+      <w:r>
+        <w:t xml:space="preserve"> </w:t>
+      </w:r>
+      <w:r>
+        <w:t xml:space="preserve">must be reported and a different one on</w:t>
+      </w:r>
+      <w:r>
+        <w:t xml:space="preserve"> </w:t>
+      </w:r>
+      <w:r>
+        <w:rPr>
+          <w:b/>
+        </w:rPr>
+        <w:t xml:space="preserve">when</w:t>
+      </w:r>
+      <w:r>
+        <w:t xml:space="preserve">: Article 55(1), point (c) would give it “without undue delay” and no period at all, while the Guidelines at ¶100 would still bring a serious cybersecurity breach inside the obligation, that being a reading of the Act rather than of the Code. Whether Opinion ¶33 reaches a non-signatory is genuinely open, since the Commission there describes what the statutory phrase “typically requires” rather than what the Code asks of those who sign it. This report does not resolve that, and the instrument is drafted not to need it: Request 11a is conditioned on adherence and Request 12 asks which branch of Article 55(2) the Provider relies on.</w:t>
+      </w:r>
+    </w:p>
+    <w:p>
+      <w:pPr>
+        <w:pStyle w:val="BodyText"/>
+      </w:pPr>
+      <w:r>
+        <w:rPr>
+          <w:b/>
+        </w:rPr>
+        <w:t xml:space="preserve">And the point generalises, which matters more than this incident.</w:t>
+      </w:r>
+      <w:r>
+        <w:t xml:space="preserve"> </w:t>
+      </w:r>
+      <w:r>
+        <w:t xml:space="preserve">A run of this method against a provider that has not signed—xAI adheres to the Safety and Security chapter alone; Meta and DeepSeek are absent from the list—loses every determinate period and keeps every other row. The timing finding is the one part of this analysis that is signatory-dependent, and a second run should expect to say so in its first paragraph.</w:t>
       </w:r>
     </w:p>
     <w:p>

--- a/docs/docx/report-draft.docx
+++ b/docs/docx/report-draft.docx
@@ -1223,7 +1223,7 @@
         <w:pStyle w:val="BodyText"/>
       </w:pPr>
       <w:r>
-        <w:t xml:space="preserve">What is automated is checking, not judgement. The tools will say a citation does not resolve, a quotation is not in the document, a count has drifted, an inference has no named defeater; they will never say an inference is wrong. Every one of the twenty-seven errors in the log passed every check that existed when it was made, and that will remain true on the next incident. What the corrections did to the findings is uneven and should be said: the instrumentation finding—the form has no awareness field—has not moved through any of them; the scope finding has narrowed twice, from “attach” to “attach by a recital” to “attach if three facts hold”, and the narrowing is the finding. The method, the log and the reusable layer are at Appendix H.</w:t>
+        <w:t xml:space="preserve">What is automated is checking, not judgement. The tools will say a citation does not resolve, a quotation is not in the document, a count has drifted, an inference has no named defeater; they will never say an inference is wrong. Every one of the twenty-eight errors in the log passed every check that existed when it was made, and that will remain true on the next incident. What the corrections did to the findings is uneven and should be said: the instrumentation finding—the form has no awareness field—has not moved through any of them; the scope finding has narrowed twice, from “attach” to “attach by a recital” to “attach if three facts hold”, and the narrowing is the finding. The method, the log and the reusable layer are at Appendix H.</w:t>
       </w:r>
     </w:p>
     <w:p>
@@ -3698,7 +3698,7 @@
         <w:rPr>
           <w:b/>
         </w:rPr>
-        <w:t xml:space="preserve">twenty-seven times</w:t>
+        <w:t xml:space="preserve">twenty-eight times</w:t>
       </w:r>
       <w:r>
         <w:t xml:space="preserve">, and the log of those errors ships with it (</w:t>

--- a/docs/docx/report-draft.docx
+++ b/docs/docx/report-draft.docx
@@ -365,7 +365,7 @@
         <w:pStyle w:val="BodyText"/>
       </w:pPr>
       <w:r>
-        <w:t xml:space="preserve">What the attached request adds is specificity. On the only public account of what those requests ask—how providers prevent their models being stolen, how much access external evaluators get, how usage is monitored once a model is public—none of the three reaches the question this analysis turns on, which is whether the model was ever integrated into an own AI system put into service. A request written across thirty providers cannot ask that. An incident-specific one can, and it is the first thing this one asks.</w:t>
+        <w:t xml:space="preserve">What the attached request adds is specificity. On the only public account of what those requests ask—how providers prevent their models being stolen, how much access external evaluators get, how usage is monitored once a model is public (Uuk, 2026, relaying Euractiv)—none of the three reaches the question this analysis turns on, which is whether the model was ever integrated into an own AI system put into service. A request written across thirty providers cannot ask that. An incident-specific one can, and it is the first thing this one asks.</w:t>
       </w:r>
     </w:p>
     <w:p>

--- a/docs/docx/report-draft.docx
+++ b/docs/docx/report-draft.docx
@@ -1223,7 +1223,7 @@
         <w:pStyle w:val="BodyText"/>
       </w:pPr>
       <w:r>
-        <w:t xml:space="preserve">What is automated is checking, not judgement. The tools will say a citation does not resolve, a quotation is not in the document, a count has drifted, an inference has no named defeater; they will never say an inference is wrong. Every one of the twenty-eight errors in the log passed every check that existed when it was made, and that will remain true on the next incident. What the corrections did to the findings is uneven and should be said: the instrumentation finding—the form has no awareness field—has not moved through any of them; the scope finding has narrowed twice, from “attach” to “attach by a recital” to “attach if three facts hold”, and the narrowing is the finding. The method, the log and the reusable layer are at Appendix H.</w:t>
+        <w:t xml:space="preserve">What is automated is checking, not judgement. The tools will say a citation does not resolve, a quotation is not in the document, a count has drifted, an inference has no named defeater; they will never say an inference is wrong. Every one of the twenty-nine errors in the log passed every check that existed when it was made, and that will remain true on the next incident. What the corrections did to the findings is uneven and should be said: the instrumentation finding—the form has no awareness field—has not moved through any of them; the scope finding has narrowed twice, from “attach” to “attach by a recital” to “attach if three facts hold”, and the narrowing is the finding. The method, the log and the reusable layer are at Appendix H.</w:t>
       </w:r>
     </w:p>
     <w:p>
@@ -3698,7 +3698,7 @@
         <w:rPr>
           <w:b/>
         </w:rPr>
-        <w:t xml:space="preserve">twenty-eight times</w:t>
+        <w:t xml:space="preserve">twenty-nine times</w:t>
       </w:r>
       <w:r>
         <w:t xml:space="preserve">, and the log of those errors ships with it (</w:t>

--- a/docs/docx/report-draft.docx
+++ b/docs/docx/report-draft.docx
@@ -330,7 +330,7 @@
         <w:pStyle w:val="FirstParagraph"/>
       </w:pPr>
       <w:r>
-        <w:t xml:space="preserve">Behind the pack is a method and a repository (§6, Appendix H): a statutory register of forty-seven provisions verified against the consolidated text; a cross-walk of the disclosed record against the obligations, with facts kept apart from the provider’s characterisation and every verdict confined to one of three forms; an inference register that states each argumentative step so it can be denied; five checkers; and a corrections log with twenty-six entries. Six scripts make the structure repeatable: one stands up an empty repository with the checkers and the verified register; one re-verifies the register against a supplied consolidated text and dates what it finds; one drafts an Article 91 request from the cross-walk’s unresolved rows; one renders a regulator’s template filled from the record, from a data file that names the rows and sources behind every cell; one renders the objections page from the inference register; one renders the pack to DOCX.</w:t>
+        <w:t xml:space="preserve">Behind the pack is a method and a repository (§6, Appendix H): a statutory register of forty-seven provisions verified against the consolidated text; a cross-walk of the disclosed record against the obligations, with facts kept apart from the provider’s characterisation and every verdict confined to one of three forms; an inference register that states each argumentative step so it can be denied; six checkers; and a corrections log with twenty-six entries. Six scripts make the structure repeatable: one stands up an empty repository with the checkers and the verified register; one re-verifies the register against a supplied consolidated text and dates what it finds; one drafts an Article 91 request from the cross-walk’s unresolved rows; one renders a regulator’s template filled from the record, from a data file that names the rows and sources behind every cell; one renders the objections page from the inference register; one renders the pack to DOCX.</w:t>
       </w:r>
     </w:p>
     <w:p>
@@ -1191,7 +1191,7 @@
         <w:pStyle w:val="FirstParagraph"/>
       </w:pPr>
       <w:r>
-        <w:t xml:space="preserve">Every statutory citation resolves to text verified against the consolidated Regulation (CELEX 02024R1689-20260727), with amendment status taken from the amending act’s own instructions; every quotation of a held document is found in it; every verdict cell is confined to one of three permitted forms and may not state a conclusion of law; every count in prose matches the register it describes; every inference names its premises and its defeater and the graph is acyclic. Five checkers enforce that on every run, and</w:t>
+        <w:t xml:space="preserve">Every statutory citation resolves to text verified against the consolidated Regulation (CELEX 02024R1689-20260727), with amendment status taken from the amending act’s own instructions; every quotation of a held document is found in it; every verdict cell is confined to one of three permitted forms and may not state a conclusion of law; every count in prose matches the register it describes; every inference names its premises and its defeater and the graph is acyclic. Six checkers enforce that on every run, and</w:t>
       </w:r>
       <w:r>
         <w:t xml:space="preserve"> </w:t>
@@ -1375,7 +1375,7 @@
         <w:t xml:space="preserve"> </w:t>
       </w:r>
       <w:r>
-        <w:t xml:space="preserve">applies the same apparatus, in one evening and on ten held documents, to a different provider’s incidents disclosed on 30 July and 9 September 2026, and its</w:t>
+        <w:t xml:space="preserve">applies the same apparatus, in one evening and on ten held documents, to a different provider’s incidents disclosed on 30 July and 9 September 2026, and its run report at</w:t>
       </w:r>
       <w:r>
         <w:t xml:space="preserve"> </w:t>
@@ -1384,7 +1384,7 @@
         <w:rPr>
           <w:rStyle w:val="VerbatimChar"/>
         </w:rPr>
-        <w:t xml:space="preserve">docs/run-report.md</w:t>
+        <w:t xml:space="preserve">runs/anthropic-cyber-evals-2026/docs/run-report.md</w:t>
       </w:r>
       <w:r>
         <w:t xml:space="preserve"> </w:t>
@@ -2352,7 +2352,7 @@
         <w:t xml:space="preserve"> </w:t>
       </w:r>
       <w:r>
-        <w:t xml:space="preserve">(cover note, model Article 91 request, issuing note, answer matrix, amended serious-incident template as DOCX, amendment table); method; statutory foundation with amendment status and corrections log; source register with SHA-256 for every held document; cross-walk data; inference register; adversarial review findings. Five checkers run from one entry point,</w:t>
+        <w:t xml:space="preserve">(cover note, model Article 91 request, issuing note, answer matrix, amended serious-incident template as DOCX, amendment table); method; statutory foundation with amendment status and corrections log; source register with SHA-256 for every held document; cross-walk data; inference register; adversarial review findings. Six checkers run from one entry point,</w:t>
       </w:r>
       <w:r>
         <w:t xml:space="preserve"> </w:t>
@@ -2533,21 +2533,48 @@
       </w:r>
     </w:p>
     <w:p>
-      <w:r>
-        <w:pict>
-          <v:rect style="width:0;height:1.5pt" o:hralign="center" o:hrstd="t" o:hr="t"/>
-        </w:pict>
-      </w:r>
-    </w:p>
-    <w:p>
       <w:pPr>
         <w:pStyle w:val="Heading2"/>
       </w:pPr>
-      <w:bookmarkStart w:id="62" w:name="X6600875308730139880dbac9b1615afef6cde9b"/>
+      <w:bookmarkStart w:id="62" w:name="X4295def80868e109c78cbced08dd63702449eb7"/>
+      <w:r>
+        <w:rPr>
+          <w:b/>
+        </w:rPr>
+        <w:t xml:space="preserve">One thing the repository no longer contains.</w:t>
+      </w:r>
+      <w:r>
+        <w:t xml:space="preserve"> </w:t>
+      </w:r>
+      <w:r>
+        <w:t xml:space="preserve">An early draft carried a gating-structure figure. It drew the analysis as ending in a single open fact, and the analysis has since moved to three—a placement event, a Union nexus, and systemic risk—so the figure described a conclusion the report no longer reaches. It was withdrawn rather than redrawn, on the view that a stale diagram is worse than none, and removed from the working tree at this commit. It remains in the history at</w:t>
+      </w:r>
+      <w:r>
+        <w:t xml:space="preserve"> </w:t>
+      </w:r>
+      <w:r>
+        <w:rPr>
+          <w:rStyle w:val="VerbatimChar"/>
+        </w:rPr>
+        <w:t xml:space="preserve">94c62f7</w:t>
+      </w:r>
+      <w:r>
+        <w:t xml:space="preserve"> </w:t>
+      </w:r>
+      <w:r>
+        <w:t xml:space="preserve">for anyone who wants to see what was superseded.</w:t>
+      </w:r>
+      <w:bookmarkEnd w:id="62"/>
+    </w:p>
+    <w:p>
+      <w:pPr>
+        <w:pStyle w:val="Heading2"/>
+      </w:pPr>
+      <w:bookmarkStart w:id="63" w:name="X6600875308730139880dbac9b1615afef6cde9b"/>
       <w:r>
         <w:t xml:space="preserve">Appendix F: the Commission’s serious-incident template, filled from the public record</w:t>
       </w:r>
-      <w:bookmarkEnd w:id="62"/>
+      <w:bookmarkEnd w:id="63"/>
     </w:p>
     <w:p>
       <w:pPr>
@@ -3244,11 +3271,11 @@
       <w:pPr>
         <w:pStyle w:val="Heading2"/>
       </w:pPr>
-      <w:bookmarkStart w:id="63" w:name="Xb09854c37ac5b84144064c0a1b18c4ef201ec68"/>
+      <w:bookmarkStart w:id="64" w:name="Xb09854c37ac5b84144064c0a1b18c4ef201ec68"/>
       <w:r>
         <w:t xml:space="preserve">Appendix G: notes on sourcing, the register, and bounded absences</w:t>
       </w:r>
-      <w:bookmarkEnd w:id="63"/>
+      <w:bookmarkEnd w:id="64"/>
     </w:p>
     <w:p>
       <w:pPr>
@@ -3512,11 +3539,11 @@
       <w:pPr>
         <w:pStyle w:val="Heading2"/>
       </w:pPr>
-      <w:bookmarkStart w:id="64" w:name="X09d5e2bfdb67fe9ae4669d2f79f1834b11b30a3"/>
+      <w:bookmarkStart w:id="65" w:name="X09d5e2bfdb67fe9ae4669d2f79f1834b11b30a3"/>
       <w:r>
         <w:t xml:space="preserve">Appendix H: the method, the corrections log, and what transfers</w:t>
       </w:r>
-      <w:bookmarkEnd w:id="64"/>
+      <w:bookmarkEnd w:id="65"/>
     </w:p>
     <w:p>
       <w:pPr>
@@ -3742,7 +3769,7 @@
         <w:t xml:space="preserve"> </w:t>
       </w:r>
       <w:r>
-        <w:t xml:space="preserve">The verification layer—the verdict discipline, the five checkers, the register schemas, the corrections-log convention with its count sweep, the negative-search rule—knows nothing about this incident and runs unchanged on the next one;</w:t>
+        <w:t xml:space="preserve">The verification layer—the verdict discipline, the six checkers, the register schemas, the corrections-log convention with its count sweep, the negative-search rule—knows nothing about this incident and runs unchanged on the next one;</w:t>
       </w:r>
       <w:r>
         <w:t xml:space="preserve"> </w:t>
